--- a/downloads/teacher/04 Units/Unit 01 - Nutrition and Wellness - Kitchen Skills and Smart Eating/Lesson 01.09 - The Six Nutrients.docx
+++ b/downloads/teacher/04 Units/Unit 01 - Nutrition and Wellness - Kitchen Skills and Smart Eating/Lesson 01.09 - The Six Nutrients.docx
@@ -295,23 +295,41 @@
       <w:r>
         <w:t xml:space="preserve">By the end of this lesson, students will be able to:</w:t>
       </w:r>
-      <w:r>
-        <w:t xml:space="preserve"> </w:t>
-      </w:r>
-      <w:r>
-        <w:t xml:space="preserve">1. (Low: remember) Given the six nutrient names, state one job each nutrient does in the body and name two common foods that supply it.</w:t>
-      </w:r>
-      <w:r>
-        <w:t xml:space="preserve"> </w:t>
-      </w:r>
-      <w:r>
-        <w:t xml:space="preserve">2. (Mid: analyze) Given 30 food cards, sort them by the main nutrient each supplies and explain two cards that belong in more than one pile.</w:t>
-      </w:r>
-      <w:r>
-        <w:t xml:space="preserve"> </w:t>
-      </w:r>
-      <w:r>
-        <w:t xml:space="preserve">3. (High: evaluate) Given a toddler, a teen athlete, and a grandparent, decide which two nutrients each one needs most and defend each choice in one sentence using a body job from Objective 1.</w:t>
+    </w:p>
+    <w:p>
+      <w:pPr>
+        <w:numPr>
+          <w:ilvl w:val="0"/>
+          <w:numId w:val="1002"/>
+        </w:numPr>
+        <w:pStyle w:val="Compact"/>
+      </w:pPr>
+      <w:r>
+        <w:t xml:space="preserve">(Low: remember) Given the six nutrient names, state one job each nutrient does in the body and name two common foods that supply it.</w:t>
+      </w:r>
+    </w:p>
+    <w:p>
+      <w:pPr>
+        <w:numPr>
+          <w:ilvl w:val="0"/>
+          <w:numId w:val="1002"/>
+        </w:numPr>
+        <w:pStyle w:val="Compact"/>
+      </w:pPr>
+      <w:r>
+        <w:t xml:space="preserve">(Mid: analyze) Given 30 food cards, sort them by the main nutrient each supplies and explain two cards that belong in more than one pile.</w:t>
+      </w:r>
+    </w:p>
+    <w:p>
+      <w:pPr>
+        <w:numPr>
+          <w:ilvl w:val="0"/>
+          <w:numId w:val="1002"/>
+        </w:numPr>
+        <w:pStyle w:val="Compact"/>
+      </w:pPr>
+      <w:r>
+        <w:t xml:space="preserve">(High: evaluate) Given a toddler, a teen athlete, and a grandparent, decide which two nutrients each one needs most and defend each choice in one sentence using a body job from Objective 1.</w:t>
       </w:r>
     </w:p>
     <w:p>
@@ -352,7 +370,7 @@
       <w:pPr>
         <w:numPr>
           <w:ilvl w:val="0"/>
-          <w:numId w:val="1002"/>
+          <w:numId w:val="1003"/>
         </w:numPr>
         <w:pStyle w:val="Compact"/>
       </w:pPr>
@@ -379,7 +397,7 @@
       <w:pPr>
         <w:numPr>
           <w:ilvl w:val="0"/>
-          <w:numId w:val="1002"/>
+          <w:numId w:val="1003"/>
         </w:numPr>
         <w:pStyle w:val="Compact"/>
       </w:pPr>
@@ -391,7 +409,7 @@
       <w:pPr>
         <w:numPr>
           <w:ilvl w:val="0"/>
-          <w:numId w:val="1002"/>
+          <w:numId w:val="1003"/>
         </w:numPr>
         <w:pStyle w:val="Compact"/>
       </w:pPr>
@@ -418,7 +436,7 @@
       <w:pPr>
         <w:numPr>
           <w:ilvl w:val="0"/>
-          <w:numId w:val="1002"/>
+          <w:numId w:val="1003"/>
         </w:numPr>
         <w:pStyle w:val="Compact"/>
       </w:pPr>
@@ -430,7 +448,7 @@
       <w:pPr>
         <w:numPr>
           <w:ilvl w:val="0"/>
-          <w:numId w:val="1002"/>
+          <w:numId w:val="1003"/>
         </w:numPr>
         <w:pStyle w:val="Compact"/>
       </w:pPr>
@@ -442,7 +460,7 @@
       <w:pPr>
         <w:numPr>
           <w:ilvl w:val="0"/>
-          <w:numId w:val="1002"/>
+          <w:numId w:val="1003"/>
         </w:numPr>
         <w:pStyle w:val="Compact"/>
       </w:pPr>
@@ -467,28 +485,46 @@
       <w:r>
         <w:t xml:space="preserve">The Unit 1 pre-assessment from Lesson 0.5 had four nutrition items: name the six nutrients, name the food groups, which nutrient gives quick energy, and what a serving size is. Tally them before class. Use this rule:</w:t>
       </w:r>
-      <w:r>
-        <w:t xml:space="preserve"> </w:t>
-      </w:r>
-      <w:r>
-        <w:t xml:space="preserve">- If more than two thirds of the class named at least five nutrients correctly, skip Step 1 (the direct instruction) and go straight to the sort, using the slide chart as a reference on the screen. Add the saved time to Step 3.</w:t>
-      </w:r>
-      <w:r>
-        <w:t xml:space="preserve"> </w:t>
-      </w:r>
-      <w:r>
-        <w:t xml:space="preserve">- If fewer than one third named the nutrients, run Step 1 in full and cut Step 3 to two life stages (the toddler and the teen athlete).</w:t>
-      </w:r>
-      <w:r>
-        <w:t xml:space="preserve"> </w:t>
-      </w:r>
-      <w:r>
-        <w:t xml:space="preserve">- Anywhere in between, run the lesson as written.</w:t>
-      </w:r>
-    </w:p>
-    <w:p>
-      <w:pPr>
-        <w:pStyle w:val="BodyText"/>
+    </w:p>
+    <w:p>
+      <w:pPr>
+        <w:numPr>
+          <w:ilvl w:val="0"/>
+          <w:numId w:val="1004"/>
+        </w:numPr>
+        <w:pStyle w:val="Compact"/>
+      </w:pPr>
+      <w:r>
+        <w:t xml:space="preserve">If more than two thirds of the class named at least five nutrients correctly, skip Step 1 (the direct instruction) and go straight to the sort, using the slide chart as a reference on the screen. Add the saved time to Step 3.</w:t>
+      </w:r>
+    </w:p>
+    <w:p>
+      <w:pPr>
+        <w:numPr>
+          <w:ilvl w:val="0"/>
+          <w:numId w:val="1004"/>
+        </w:numPr>
+        <w:pStyle w:val="Compact"/>
+      </w:pPr>
+      <w:r>
+        <w:t xml:space="preserve">If fewer than one third named the nutrients, run Step 1 in full and cut Step 3 to two life stages (the toddler and the teen athlete).</w:t>
+      </w:r>
+    </w:p>
+    <w:p>
+      <w:pPr>
+        <w:numPr>
+          <w:ilvl w:val="0"/>
+          <w:numId w:val="1004"/>
+        </w:numPr>
+        <w:pStyle w:val="Compact"/>
+      </w:pPr>
+      <w:r>
+        <w:t xml:space="preserve">Anywhere in between, run the lesson as written.</w:t>
+      </w:r>
+    </w:p>
+    <w:p>
+      <w:pPr>
+        <w:pStyle w:val="FirstParagraph"/>
       </w:pPr>
       <w:r>
         <w:t xml:space="preserve">Today’s do now is the second read.</w:t>
@@ -883,49 +919,85 @@
       <w:r>
         <w:t xml:space="preserve">Monitor understanding:</w:t>
       </w:r>
-      <w:r>
-        <w:t xml:space="preserve"> </w:t>
-      </w:r>
-      <w:r>
-        <w:t xml:space="preserve">- Which nutrient does bread mostly give you? What about chicken? What about butter?</w:t>
-      </w:r>
-      <w:r>
-        <w:t xml:space="preserve"> </w:t>
-      </w:r>
-      <w:r>
-        <w:t xml:space="preserve">- Name a food that gives you two nutrients at once. Which two?</w:t>
-      </w:r>
-      <w:r>
-        <w:t xml:space="preserve"> </w:t>
-      </w:r>
-      <w:r>
-        <w:t xml:space="preserve">- What happens to a body that gets almost no water for a day?</w:t>
-      </w:r>
-    </w:p>
-    <w:p>
-      <w:pPr>
-        <w:pStyle w:val="BodyText"/>
+    </w:p>
+    <w:p>
+      <w:pPr>
+        <w:numPr>
+          <w:ilvl w:val="0"/>
+          <w:numId w:val="1005"/>
+        </w:numPr>
+        <w:pStyle w:val="Compact"/>
+      </w:pPr>
+      <w:r>
+        <w:t xml:space="preserve">Which nutrient does bread mostly give you? What about chicken? What about butter?</w:t>
+      </w:r>
+    </w:p>
+    <w:p>
+      <w:pPr>
+        <w:numPr>
+          <w:ilvl w:val="0"/>
+          <w:numId w:val="1005"/>
+        </w:numPr>
+        <w:pStyle w:val="Compact"/>
+      </w:pPr>
+      <w:r>
+        <w:t xml:space="preserve">Name a food that gives you two nutrients at once. Which two?</w:t>
+      </w:r>
+    </w:p>
+    <w:p>
+      <w:pPr>
+        <w:numPr>
+          <w:ilvl w:val="0"/>
+          <w:numId w:val="1005"/>
+        </w:numPr>
+        <w:pStyle w:val="Compact"/>
+      </w:pPr>
+      <w:r>
+        <w:t xml:space="preserve">What happens to a body that gets almost no water for a day?</w:t>
+      </w:r>
+    </w:p>
+    <w:p>
+      <w:pPr>
+        <w:pStyle w:val="FirstParagraph"/>
       </w:pPr>
       <w:r>
         <w:t xml:space="preserve">Deepen learning:</w:t>
       </w:r>
-      <w:r>
-        <w:t xml:space="preserve"> </w:t>
-      </w:r>
-      <w:r>
-        <w:t xml:space="preserve">- Why does a toddler need more fat than you do?</w:t>
-      </w:r>
-      <w:r>
-        <w:t xml:space="preserve"> </w:t>
-      </w:r>
-      <w:r>
-        <w:t xml:space="preserve">- A teen athlete and a teen who sits all day are the same age. Do they need the same nutrients? The same amount?</w:t>
-      </w:r>
-      <w:r>
-        <w:t xml:space="preserve"> </w:t>
-      </w:r>
-      <w:r>
-        <w:t xml:space="preserve">- Your grandparent eats less than you but needs more calcium. How can that work?</w:t>
+    </w:p>
+    <w:p>
+      <w:pPr>
+        <w:numPr>
+          <w:ilvl w:val="0"/>
+          <w:numId w:val="1006"/>
+        </w:numPr>
+        <w:pStyle w:val="Compact"/>
+      </w:pPr>
+      <w:r>
+        <w:t xml:space="preserve">Why does a toddler need more fat than you do?</w:t>
+      </w:r>
+    </w:p>
+    <w:p>
+      <w:pPr>
+        <w:numPr>
+          <w:ilvl w:val="0"/>
+          <w:numId w:val="1006"/>
+        </w:numPr>
+        <w:pStyle w:val="Compact"/>
+      </w:pPr>
+      <w:r>
+        <w:t xml:space="preserve">A teen athlete and a teen who sits all day are the same age. Do they need the same nutrients? The same amount?</w:t>
+      </w:r>
+    </w:p>
+    <w:p>
+      <w:pPr>
+        <w:numPr>
+          <w:ilvl w:val="0"/>
+          <w:numId w:val="1006"/>
+        </w:numPr>
+        <w:pStyle w:val="Compact"/>
+      </w:pPr>
+      <w:r>
+        <w:t xml:space="preserve">Your grandparent eats less than you but needs more calcium. How can that work?</w:t>
       </w:r>
     </w:p>
     <w:p>
@@ -1098,7 +1170,7 @@
       <w:pPr>
         <w:numPr>
           <w:ilvl w:val="0"/>
-          <w:numId w:val="1003"/>
+          <w:numId w:val="1007"/>
         </w:numPr>
         <w:pStyle w:val="Compact"/>
       </w:pPr>
@@ -1122,7 +1194,7 @@
       <w:pPr>
         <w:numPr>
           <w:ilvl w:val="0"/>
-          <w:numId w:val="1003"/>
+          <w:numId w:val="1007"/>
         </w:numPr>
         <w:pStyle w:val="Compact"/>
       </w:pPr>
@@ -1134,7 +1206,7 @@
       <w:pPr>
         <w:numPr>
           <w:ilvl w:val="0"/>
-          <w:numId w:val="1003"/>
+          <w:numId w:val="1007"/>
         </w:numPr>
         <w:pStyle w:val="Compact"/>
       </w:pPr>
@@ -1164,7 +1236,7 @@
       <w:pPr>
         <w:numPr>
           <w:ilvl w:val="0"/>
-          <w:numId w:val="1003"/>
+          <w:numId w:val="1007"/>
         </w:numPr>
         <w:pStyle w:val="Compact"/>
       </w:pPr>
@@ -1176,7 +1248,7 @@
       <w:pPr>
         <w:numPr>
           <w:ilvl w:val="0"/>
-          <w:numId w:val="1003"/>
+          <w:numId w:val="1007"/>
         </w:numPr>
         <w:pStyle w:val="Compact"/>
       </w:pPr>
@@ -1188,7 +1260,7 @@
       <w:pPr>
         <w:numPr>
           <w:ilvl w:val="0"/>
-          <w:numId w:val="1003"/>
+          <w:numId w:val="1007"/>
         </w:numPr>
         <w:pStyle w:val="Compact"/>
       </w:pPr>
@@ -1515,7 +1587,7 @@
       <w:pPr>
         <w:numPr>
           <w:ilvl w:val="0"/>
-          <w:numId w:val="1004"/>
+          <w:numId w:val="1008"/>
         </w:numPr>
         <w:pStyle w:val="Compact"/>
       </w:pPr>
@@ -1539,7 +1611,7 @@
       <w:pPr>
         <w:numPr>
           <w:ilvl w:val="0"/>
-          <w:numId w:val="1004"/>
+          <w:numId w:val="1008"/>
         </w:numPr>
         <w:pStyle w:val="Compact"/>
       </w:pPr>
@@ -1551,7 +1623,7 @@
       <w:pPr>
         <w:numPr>
           <w:ilvl w:val="0"/>
-          <w:numId w:val="1004"/>
+          <w:numId w:val="1008"/>
         </w:numPr>
         <w:pStyle w:val="Compact"/>
       </w:pPr>
@@ -1584,7 +1656,7 @@
       <w:pPr>
         <w:numPr>
           <w:ilvl w:val="0"/>
-          <w:numId w:val="1004"/>
+          <w:numId w:val="1008"/>
         </w:numPr>
         <w:pStyle w:val="Compact"/>
       </w:pPr>
@@ -1596,7 +1668,7 @@
       <w:pPr>
         <w:numPr>
           <w:ilvl w:val="0"/>
-          <w:numId w:val="1004"/>
+          <w:numId w:val="1008"/>
         </w:numPr>
         <w:pStyle w:val="Compact"/>
       </w:pPr>
@@ -1608,7 +1680,7 @@
       <w:pPr>
         <w:numPr>
           <w:ilvl w:val="0"/>
-          <w:numId w:val="1004"/>
+          <w:numId w:val="1008"/>
         </w:numPr>
         <w:pStyle w:val="Compact"/>
       </w:pPr>
@@ -1629,7 +1701,7 @@
       <w:pPr>
         <w:numPr>
           <w:ilvl w:val="0"/>
-          <w:numId w:val="1004"/>
+          <w:numId w:val="1008"/>
         </w:numPr>
         <w:pStyle w:val="Compact"/>
       </w:pPr>
@@ -1651,7 +1723,7 @@
       <w:pPr>
         <w:numPr>
           <w:ilvl w:val="0"/>
-          <w:numId w:val="1005"/>
+          <w:numId w:val="1009"/>
         </w:numPr>
         <w:pStyle w:val="Compact"/>
       </w:pPr>
@@ -1663,7 +1735,7 @@
       <w:pPr>
         <w:numPr>
           <w:ilvl w:val="0"/>
-          <w:numId w:val="1005"/>
+          <w:numId w:val="1009"/>
         </w:numPr>
         <w:pStyle w:val="Compact"/>
       </w:pPr>
@@ -1693,7 +1765,7 @@
       <w:pPr>
         <w:numPr>
           <w:ilvl w:val="0"/>
-          <w:numId w:val="1005"/>
+          <w:numId w:val="1009"/>
         </w:numPr>
         <w:pStyle w:val="Compact"/>
       </w:pPr>
@@ -1705,7 +1777,7 @@
       <w:pPr>
         <w:numPr>
           <w:ilvl w:val="0"/>
-          <w:numId w:val="1005"/>
+          <w:numId w:val="1009"/>
         </w:numPr>
         <w:pStyle w:val="Compact"/>
       </w:pPr>
@@ -1792,7 +1864,7 @@
       <w:pPr>
         <w:numPr>
           <w:ilvl w:val="0"/>
-          <w:numId w:val="1005"/>
+          <w:numId w:val="1009"/>
         </w:numPr>
         <w:pStyle w:val="Compact"/>
       </w:pPr>
@@ -2085,6 +2157,118 @@
       </w:pPr>
     </w:lvl>
   </w:abstractNum>
+  <w:abstractNum w:abstractNumId="99411">
+    <w:nsid w:val="71315dca"/>
+    <w:multiLevelType w:val="multilevel"/>
+    <w:lvl w:ilvl="0">
+      <w:start w:val="1"/>
+      <w:numFmt w:val="decimal"/>
+      <w:lvlText w:val="%1."/>
+      <w:lvlJc w:val="left"/>
+      <w:pPr>
+        <w:tabs>
+          <w:tab w:val="num" w:pos="0"/>
+        </w:tabs>
+        <w:ind w:left="480" w:hanging="480"/>
+      </w:pPr>
+    </w:lvl>
+    <w:lvl w:ilvl="1">
+      <w:start w:val="1"/>
+      <w:numFmt w:val="decimal"/>
+      <w:lvlText w:val="%2."/>
+      <w:lvlJc w:val="left"/>
+      <w:pPr>
+        <w:tabs>
+          <w:tab w:val="num" w:pos="720"/>
+        </w:tabs>
+        <w:ind w:left="1200" w:hanging="480"/>
+      </w:pPr>
+    </w:lvl>
+    <w:lvl w:ilvl="2">
+      <w:start w:val="1"/>
+      <w:numFmt w:val="decimal"/>
+      <w:lvlText w:val="%3."/>
+      <w:lvlJc w:val="left"/>
+      <w:pPr>
+        <w:tabs>
+          <w:tab w:val="num" w:pos="1440"/>
+        </w:tabs>
+        <w:ind w:left="1920" w:hanging="480"/>
+      </w:pPr>
+    </w:lvl>
+    <w:lvl w:ilvl="3">
+      <w:start w:val="1"/>
+      <w:numFmt w:val="decimal"/>
+      <w:lvlText w:val="%4."/>
+      <w:lvlJc w:val="left"/>
+      <w:pPr>
+        <w:tabs>
+          <w:tab w:val="num" w:pos="2160"/>
+        </w:tabs>
+        <w:ind w:left="2640" w:hanging="480"/>
+      </w:pPr>
+    </w:lvl>
+    <w:lvl w:ilvl="4">
+      <w:start w:val="1"/>
+      <w:numFmt w:val="decimal"/>
+      <w:lvlText w:val="%5."/>
+      <w:lvlJc w:val="left"/>
+      <w:pPr>
+        <w:tabs>
+          <w:tab w:val="num" w:pos="2880"/>
+        </w:tabs>
+        <w:ind w:left="3360" w:hanging="480"/>
+      </w:pPr>
+    </w:lvl>
+    <w:lvl w:ilvl="5">
+      <w:start w:val="1"/>
+      <w:numFmt w:val="decimal"/>
+      <w:lvlText w:val="%6."/>
+      <w:lvlJc w:val="left"/>
+      <w:pPr>
+        <w:tabs>
+          <w:tab w:val="num" w:pos="3600"/>
+        </w:tabs>
+        <w:ind w:left="4080" w:hanging="480"/>
+      </w:pPr>
+    </w:lvl>
+    <w:lvl w:ilvl="6">
+      <w:start w:val="1"/>
+      <w:numFmt w:val="decimal"/>
+      <w:lvlText w:val="%7."/>
+      <w:lvlJc w:val="left"/>
+      <w:pPr>
+        <w:tabs>
+          <w:tab w:val="num" w:pos="4320"/>
+        </w:tabs>
+        <w:ind w:left="4800" w:hanging="480"/>
+      </w:pPr>
+    </w:lvl>
+    <w:lvl w:ilvl="7">
+      <w:start w:val="1"/>
+      <w:numFmt w:val="decimal"/>
+      <w:lvlText w:val="%8."/>
+      <w:lvlJc w:val="left"/>
+      <w:pPr>
+        <w:tabs>
+          <w:tab w:val="num" w:pos="5040"/>
+        </w:tabs>
+        <w:ind w:left="5520" w:hanging="480"/>
+      </w:pPr>
+    </w:lvl>
+    <w:lvl w:ilvl="8">
+      <w:start w:val="1"/>
+      <w:numFmt w:val="decimal"/>
+      <w:lvlText w:val="%9."/>
+      <w:lvlJc w:val="left"/>
+      <w:pPr>
+        <w:tabs>
+          <w:tab w:val="num" w:pos="5760"/>
+        </w:tabs>
+        <w:ind w:left="6240" w:hanging="480"/>
+      </w:pPr>
+    </w:lvl>
+  </w:abstractNum>
   <w:num w:numId="1000">
     <w:abstractNumId w:val="990"/>
   </w:num>
@@ -2092,7 +2276,34 @@
     <w:abstractNumId w:val="991"/>
   </w:num>
   <w:num w:numId="1002">
-    <w:abstractNumId w:val="991"/>
+    <w:abstractNumId w:val="99411"/>
+    <w:lvlOverride w:ilvl="0">
+      <w:startOverride w:val="1"/>
+    </w:lvlOverride>
+    <w:lvlOverride w:ilvl="1">
+      <w:startOverride w:val="1"/>
+    </w:lvlOverride>
+    <w:lvlOverride w:ilvl="2">
+      <w:startOverride w:val="1"/>
+    </w:lvlOverride>
+    <w:lvlOverride w:ilvl="3">
+      <w:startOverride w:val="1"/>
+    </w:lvlOverride>
+    <w:lvlOverride w:ilvl="4">
+      <w:startOverride w:val="1"/>
+    </w:lvlOverride>
+    <w:lvlOverride w:ilvl="5">
+      <w:startOverride w:val="1"/>
+    </w:lvlOverride>
+    <w:lvlOverride w:ilvl="6">
+      <w:startOverride w:val="1"/>
+    </w:lvlOverride>
+    <w:lvlOverride w:ilvl="7">
+      <w:startOverride w:val="1"/>
+    </w:lvlOverride>
+    <w:lvlOverride w:ilvl="8">
+      <w:startOverride w:val="1"/>
+    </w:lvlOverride>
   </w:num>
   <w:num w:numId="1003">
     <w:abstractNumId w:val="991"/>
@@ -2101,6 +2312,18 @@
     <w:abstractNumId w:val="991"/>
   </w:num>
   <w:num w:numId="1005">
+    <w:abstractNumId w:val="991"/>
+  </w:num>
+  <w:num w:numId="1006">
+    <w:abstractNumId w:val="991"/>
+  </w:num>
+  <w:num w:numId="1007">
+    <w:abstractNumId w:val="991"/>
+  </w:num>
+  <w:num w:numId="1008">
+    <w:abstractNumId w:val="991"/>
+  </w:num>
+  <w:num w:numId="1009">
     <w:abstractNumId w:val="991"/>
   </w:num>
 </w:numbering>

--- a/downloads/teacher/04 Units/Unit 01 - Nutrition and Wellness - Kitchen Skills and Smart Eating/Lesson 01.09 - The Six Nutrients.docx
+++ b/downloads/teacher/04 Units/Unit 01 - Nutrition and Wellness - Kitchen Skills and Smart Eating/Lesson 01.09 - The Six Nutrients.docx
@@ -226,15 +226,6 @@
       <w:r>
         <w:t xml:space="preserve">This lesson goes further: students match real foods to the nutrient they supply, explain what each nutrient does in the body, and compare what three real people at different ages need. That is the nutrition science a cook needs before Lesson 1.10 (plates), Lesson 1.11 (labels), and the $40 family meal project.</w:t>
       </w:r>
-      <w:r>
-        <w:t xml:space="preserve"> </w:t>
-      </w:r>
-      <w:r>
-        <w:rPr>
-          <w:rStyle w:val="TeacherNote"/>
-        </w:rPr>
-        <w:t xml:space="preserve">[Sal: ask the health teacher which week they teach nutrients so this lesson lands after it or at least a week away from it.]</w:t>
-      </w:r>
     </w:p>
     <w:p>
       <w:pPr>
@@ -574,7 +565,7 @@
         <w:t xml:space="preserve">“</w:t>
       </w:r>
       <w:r>
-        <w:t xml:space="preserve">Here is the pre-assessment score. [Sal: read the class number, for example 14 of 22 could name five nutrients.] You already know more than I expected, so today we skip the part you know and get to the part you do not: what these things actually do, and why your little cousin and your grandmother do not eat like you.</w:t>
+        <w:t xml:space="preserve">Here is the pre-assessment score. You already know more than I expected, so today we skip the part you know and get to the part you do not: what these things actually do, and why your little cousin and your grandmother do not eat like you.</w:t>
       </w:r>
       <w:r>
         <w:t xml:space="preserve">”</w:t>
@@ -1642,15 +1633,6 @@
       <w:r>
         <w:t xml:space="preserve">, section 2.</w:t>
       </w:r>
-      <w:r>
-        <w:t xml:space="preserve"> </w:t>
-      </w:r>
-      <w:r>
-        <w:rPr>
-          <w:rStyle w:val="TeacherNote"/>
-        </w:rPr>
-        <w:t xml:space="preserve">[Sal: confirm against the NYSED PDF.]</w:t>
-      </w:r>
     </w:p>
     <w:p>
       <w:pPr>
@@ -1687,15 +1669,6 @@
       <w:r>
         <w:t xml:space="preserve">Lifespan nutrient facts: Dietary Guidelines for Americans 2020 to 2025 (dietaryguidelines.gov), chapters on toddlers, adolescents, and older adults.</w:t>
       </w:r>
-      <w:r>
-        <w:t xml:space="preserve"> </w:t>
-      </w:r>
-      <w:r>
-        <w:rPr>
-          <w:rStyle w:val="TeacherNote"/>
-        </w:rPr>
-        <w:t xml:space="preserve">[Sal: the 2025 to 2030 edition may be out; check the site and update the slide numbers if any changed.]</w:t>
-      </w:r>
     </w:p>
     <w:p>
       <w:pPr>
@@ -1706,7 +1679,7 @@
         <w:pStyle w:val="Compact"/>
       </w:pPr>
       <w:r>
-        <w:t xml:space="preserve">Sal’s own materials: the Unit 1 pre-assessment from Lesson 0.5.</w:t>
+        <w:t xml:space="preserve">My own materials: the Unit 1 pre-assessment from Lesson 0.5.</w:t>
       </w:r>
     </w:p>
     <w:p>
@@ -1771,93 +1744,6 @@
       </w:pPr>
       <w:r>
         <w:t xml:space="preserve">The pre-assessment rule at the top is the reason this lesson exists in one day and not two. If the class already knows the six nutrients, do not teach them again; teach the jobs and the lifespan piece, which health class does not do.</w:t>
-      </w:r>
-    </w:p>
-    <w:p>
-      <w:pPr>
-        <w:numPr>
-          <w:ilvl w:val="0"/>
-          <w:numId w:val="1009"/>
-        </w:numPr>
-        <w:pStyle w:val="Compact"/>
-      </w:pPr>
-      <w:r>
-        <w:rPr>
-          <w:rStyle w:val="TeacherNote"/>
-        </w:rPr>
-        <w:t xml:space="preserve">[Sal: your students eat breakfast at school. If the do now stalls because</w:t>
-      </w:r>
-      <w:r>
-        <w:rPr>
-          <w:rStyle w:val="TeacherNote"/>
-        </w:rPr>
-        <w:t xml:space="preserve"> </w:t>
-      </w:r>
-      <w:r>
-        <w:rPr>
-          <w:rStyle w:val="TeacherNote"/>
-        </w:rPr>
-        <w:t xml:space="preserve">“</w:t>
-      </w:r>
-      <w:r>
-        <w:rPr>
-          <w:rStyle w:val="TeacherNote"/>
-        </w:rPr>
-        <w:t xml:space="preserve">I did not eat,</w:t>
-      </w:r>
-      <w:r>
-        <w:rPr>
-          <w:rStyle w:val="TeacherNote"/>
-        </w:rPr>
-        <w:t xml:space="preserve">”</w:t>
-      </w:r>
-      <w:r>
-        <w:rPr>
-          <w:rStyle w:val="TeacherNote"/>
-        </w:rPr>
-        <w:t xml:space="preserve"> </w:t>
-      </w:r>
-      <w:r>
-        <w:rPr>
-          <w:rStyle w:val="TeacherNote"/>
-        </w:rPr>
-        <w:t xml:space="preserve">switch to</w:t>
-      </w:r>
-      <w:r>
-        <w:rPr>
-          <w:rStyle w:val="TeacherNote"/>
-        </w:rPr>
-        <w:t xml:space="preserve"> </w:t>
-      </w:r>
-      <w:r>
-        <w:rPr>
-          <w:rStyle w:val="TeacherNote"/>
-        </w:rPr>
-        <w:t xml:space="preserve">“</w:t>
-      </w:r>
-      <w:r>
-        <w:rPr>
-          <w:rStyle w:val="TeacherNote"/>
-        </w:rPr>
-        <w:t xml:space="preserve">the last thing you ate</w:t>
-      </w:r>
-      <w:r>
-        <w:rPr>
-          <w:rStyle w:val="TeacherNote"/>
-        </w:rPr>
-        <w:t xml:space="preserve">”</w:t>
-      </w:r>
-      <w:r>
-        <w:rPr>
-          <w:rStyle w:val="TeacherNote"/>
-        </w:rPr>
-        <w:t xml:space="preserve"> </w:t>
-      </w:r>
-      <w:r>
-        <w:rPr>
-          <w:rStyle w:val="TeacherNote"/>
-        </w:rPr>
-        <w:t xml:space="preserve">and move on.]</w:t>
       </w:r>
     </w:p>
     <w:p>
